--- a/Desarrollo/Sistema de Control de Peso (SISCOP)/Analisis/Requisitos/SISCOP-SRS.docx
+++ b/Desarrollo/Sistema de Control de Peso (SISCOP)/Analisis/Requisitos/SISCOP-SRS.docx
@@ -88,12 +88,12 @@
           <wp:inline distB="114300" distT="114300" distL="114300" distR="114300">
             <wp:extent cx="447675" cy="57150"/>
             <wp:effectExtent b="0" l="0" r="0" t="0"/>
-            <wp:docPr descr="línea corta" id="2" name="image1.png"/>
+            <wp:docPr descr="línea corta" id="2" name="image2.png"/>
             <a:graphic>
               <a:graphicData uri="http://schemas.openxmlformats.org/drawingml/2006/picture">
                 <pic:pic>
                   <pic:nvPicPr>
-                    <pic:cNvPr descr="línea corta" id="0" name="image1.png"/>
+                    <pic:cNvPr descr="línea corta" id="0" name="image2.png"/>
                     <pic:cNvPicPr preferRelativeResize="0"/>
                   </pic:nvPicPr>
                   <pic:blipFill>
@@ -178,7 +178,7 @@
           <w:szCs w:val="32"/>
           <w:rtl w:val="0"/>
         </w:rPr>
-        <w:t xml:space="preserve">Ccahuana Quiñonez Judith </w:t>
+        <w:t xml:space="preserve">Ccahuana Quiñones Judith </w:t>
       </w:r>
     </w:p>
     <w:p>
@@ -1229,7 +1229,7 @@
     </w:p>
     <w:sdt>
       <w:sdtPr>
-        <w:id w:val="601267448"/>
+        <w:id w:val="111095454"/>
         <w:docPartObj>
           <w:docPartGallery w:val="Table of Contents"/>
           <w:docPartUnique w:val="1"/>
@@ -1244,7 +1244,6 @@
             </w:tabs>
             <w:spacing w:before="60" w:line="240" w:lineRule="auto"/>
             <w:rPr>
-              <w:rFonts w:ascii="Arial" w:cs="Arial" w:eastAsia="Arial" w:hAnsi="Arial"/>
               <w:b w:val="1"/>
               <w:bCs w:val="1"/>
               <w:i w:val="0"/>
@@ -1267,7 +1266,6 @@
           <w:hyperlink w:anchor="_wyyd81gjga9d">
             <w:r>
               <w:rPr>
-                <w:rFonts w:ascii="Arial" w:cs="Arial" w:eastAsia="Arial" w:hAnsi="Arial"/>
                 <w:b w:val="1"/>
                 <w:bCs w:val="1"/>
                 <w:i w:val="0"/>
@@ -5065,7 +5063,7 @@
               <w:rPr>
                 <w:rtl w:val="0"/>
               </w:rPr>
-              <w:t xml:space="preserve">El sistema debe permitir registrar los datos de evaluación del paciente (peso, talla y perímetro abdominal) y calcular automáticamente el IMC.</w:t>
+              <w:t xml:space="preserve">El sistema debe permitir registrar los datos de evaluación nutricional del paciente (peso, talla y perímetro abdominal), calcular automáticamente el IMC, registrar las indicaciones nutricionales y la fecha del próximo control. </w:t>
             </w:r>
           </w:p>
         </w:tc>
@@ -5171,32 +5169,32 @@
               <w:rPr>
                 <w:rtl w:val="0"/>
               </w:rPr>
-              <w:t xml:space="preserve">Registrar indicaciones nutricionales</w:t>
-            </w:r>
-          </w:p>
-        </w:tc>
-        <w:tc>
-          <w:tcPr>
-            <w:shd w:fill="auto" w:val="clear"/>
-            <w:tcMar>
-              <w:top w:w="100.0" w:type="dxa"/>
-              <w:left w:w="100.0" w:type="dxa"/>
-              <w:bottom w:w="100.0" w:type="dxa"/>
-              <w:right w:w="100.0" w:type="dxa"/>
-            </w:tcMar>
-            <w:vAlign w:val="top"/>
-          </w:tcPr>
-          <w:p>
-            <w:pPr>
-              <w:widowControl w:val="0"/>
-              <w:spacing w:before="0" w:line="240" w:lineRule="auto"/>
-              <w:rPr/>
-            </w:pPr>
-            <w:r>
-              <w:rPr>
-                <w:rtl w:val="0"/>
-              </w:rPr>
-              <w:t xml:space="preserve">El sistema debe permitir registrar recomendaciones nutricionales del paciente.</w:t>
+              <w:t xml:space="preserve">Editar evaluación nutricional</w:t>
+            </w:r>
+          </w:p>
+        </w:tc>
+        <w:tc>
+          <w:tcPr>
+            <w:shd w:fill="auto" w:val="clear"/>
+            <w:tcMar>
+              <w:top w:w="100.0" w:type="dxa"/>
+              <w:left w:w="100.0" w:type="dxa"/>
+              <w:bottom w:w="100.0" w:type="dxa"/>
+              <w:right w:w="100.0" w:type="dxa"/>
+            </w:tcMar>
+            <w:vAlign w:val="top"/>
+          </w:tcPr>
+          <w:p>
+            <w:pPr>
+              <w:widowControl w:val="0"/>
+              <w:spacing w:before="0" w:line="240" w:lineRule="auto"/>
+              <w:rPr/>
+            </w:pPr>
+            <w:r>
+              <w:rPr>
+                <w:rtl w:val="0"/>
+              </w:rPr>
+              <w:t xml:space="preserve">El sistema debe permitir editar evaluaciones dentro de un plazo máximo de 24 horas desde que fue creado.</w:t>
             </w:r>
           </w:p>
         </w:tc>
@@ -5246,7 +5244,7 @@
               <w:rPr>
                 <w:rtl w:val="0"/>
               </w:rPr>
-              <w:t xml:space="preserve">Si el usuario ingresa indicaciones válidas, el sistema las registra y las asocia a la evaluación. Si los datos son inválidos, el sistema solicita corrección.</w:t>
+              <w:t xml:space="preserve">Si el usuario modifica la evaluación dentro de las 24 horas, el sistema guarda los cambios. Si el plazo ha expirado o los datos son inválidos, el sistema no permite la edición y lo informa.</w:t>
             </w:r>
           </w:p>
         </w:tc>
@@ -5278,268 +5276,6 @@
                 <w:rtl w:val="0"/>
               </w:rPr>
               <w:t xml:space="preserve">RF-10</w:t>
-            </w:r>
-          </w:p>
-        </w:tc>
-        <w:tc>
-          <w:tcPr>
-            <w:shd w:fill="auto" w:val="clear"/>
-            <w:tcMar>
-              <w:top w:w="100.0" w:type="dxa"/>
-              <w:left w:w="100.0" w:type="dxa"/>
-              <w:bottom w:w="100.0" w:type="dxa"/>
-              <w:right w:w="100.0" w:type="dxa"/>
-            </w:tcMar>
-            <w:vAlign w:val="top"/>
-          </w:tcPr>
-          <w:p>
-            <w:pPr>
-              <w:widowControl w:val="0"/>
-              <w:spacing w:before="0" w:line="240" w:lineRule="auto"/>
-              <w:rPr/>
-            </w:pPr>
-            <w:r>
-              <w:rPr>
-                <w:rtl w:val="0"/>
-              </w:rPr>
-              <w:t xml:space="preserve">Registrar fecha de próximo control</w:t>
-            </w:r>
-          </w:p>
-        </w:tc>
-        <w:tc>
-          <w:tcPr>
-            <w:shd w:fill="auto" w:val="clear"/>
-            <w:tcMar>
-              <w:top w:w="100.0" w:type="dxa"/>
-              <w:left w:w="100.0" w:type="dxa"/>
-              <w:bottom w:w="100.0" w:type="dxa"/>
-              <w:right w:w="100.0" w:type="dxa"/>
-            </w:tcMar>
-            <w:vAlign w:val="top"/>
-          </w:tcPr>
-          <w:p>
-            <w:pPr>
-              <w:widowControl w:val="0"/>
-              <w:spacing w:before="0" w:line="240" w:lineRule="auto"/>
-              <w:rPr/>
-            </w:pPr>
-            <w:r>
-              <w:rPr>
-                <w:rtl w:val="0"/>
-              </w:rPr>
-              <w:t xml:space="preserve">El sistema debe permitir registrar la fecha del siguiente control del paciente.</w:t>
-            </w:r>
-          </w:p>
-        </w:tc>
-        <w:tc>
-          <w:tcPr>
-            <w:shd w:fill="auto" w:val="clear"/>
-            <w:tcMar>
-              <w:top w:w="100.0" w:type="dxa"/>
-              <w:left w:w="100.0" w:type="dxa"/>
-              <w:bottom w:w="100.0" w:type="dxa"/>
-              <w:right w:w="100.0" w:type="dxa"/>
-            </w:tcMar>
-            <w:vAlign w:val="top"/>
-          </w:tcPr>
-          <w:p>
-            <w:pPr>
-              <w:widowControl w:val="0"/>
-              <w:spacing w:before="0" w:line="240" w:lineRule="auto"/>
-              <w:rPr/>
-            </w:pPr>
-            <w:r>
-              <w:rPr>
-                <w:rtl w:val="0"/>
-              </w:rPr>
-              <w:t xml:space="preserve">RF-08</w:t>
-            </w:r>
-          </w:p>
-        </w:tc>
-        <w:tc>
-          <w:tcPr>
-            <w:shd w:fill="auto" w:val="clear"/>
-            <w:tcMar>
-              <w:top w:w="100.0" w:type="dxa"/>
-              <w:left w:w="100.0" w:type="dxa"/>
-              <w:bottom w:w="100.0" w:type="dxa"/>
-              <w:right w:w="100.0" w:type="dxa"/>
-            </w:tcMar>
-            <w:vAlign w:val="top"/>
-          </w:tcPr>
-          <w:p>
-            <w:pPr>
-              <w:widowControl w:val="0"/>
-              <w:spacing w:before="0" w:line="240" w:lineRule="auto"/>
-              <w:rPr/>
-            </w:pPr>
-            <w:r>
-              <w:rPr>
-                <w:rtl w:val="0"/>
-              </w:rPr>
-              <w:t xml:space="preserve">Si el usuario ingresa una fecha válida, el sistema la registra y la asocia a la evaluación. Si la fecha es inválida, el sistema solicita corrección.</w:t>
-            </w:r>
-          </w:p>
-        </w:tc>
-      </w:tr>
-      <w:tr>
-        <w:trPr>
-          <w:cantSplit w:val="0"/>
-          <w:tblHeader w:val="0"/>
-        </w:trPr>
-        <w:tc>
-          <w:tcPr>
-            <w:shd w:fill="auto" w:val="clear"/>
-            <w:tcMar>
-              <w:top w:w="100.0" w:type="dxa"/>
-              <w:left w:w="100.0" w:type="dxa"/>
-              <w:bottom w:w="100.0" w:type="dxa"/>
-              <w:right w:w="100.0" w:type="dxa"/>
-            </w:tcMar>
-            <w:vAlign w:val="top"/>
-          </w:tcPr>
-          <w:p>
-            <w:pPr>
-              <w:widowControl w:val="0"/>
-              <w:spacing w:before="0" w:line="240" w:lineRule="auto"/>
-              <w:rPr/>
-            </w:pPr>
-            <w:r>
-              <w:rPr>
-                <w:rtl w:val="0"/>
-              </w:rPr>
-              <w:t xml:space="preserve">RF-11</w:t>
-            </w:r>
-          </w:p>
-        </w:tc>
-        <w:tc>
-          <w:tcPr>
-            <w:shd w:fill="auto" w:val="clear"/>
-            <w:tcMar>
-              <w:top w:w="100.0" w:type="dxa"/>
-              <w:left w:w="100.0" w:type="dxa"/>
-              <w:bottom w:w="100.0" w:type="dxa"/>
-              <w:right w:w="100.0" w:type="dxa"/>
-            </w:tcMar>
-            <w:vAlign w:val="top"/>
-          </w:tcPr>
-          <w:p>
-            <w:pPr>
-              <w:widowControl w:val="0"/>
-              <w:spacing w:before="0" w:line="240" w:lineRule="auto"/>
-              <w:rPr/>
-            </w:pPr>
-            <w:r>
-              <w:rPr>
-                <w:rtl w:val="0"/>
-              </w:rPr>
-              <w:t xml:space="preserve">Editar evaluación nutricional</w:t>
-            </w:r>
-          </w:p>
-        </w:tc>
-        <w:tc>
-          <w:tcPr>
-            <w:shd w:fill="auto" w:val="clear"/>
-            <w:tcMar>
-              <w:top w:w="100.0" w:type="dxa"/>
-              <w:left w:w="100.0" w:type="dxa"/>
-              <w:bottom w:w="100.0" w:type="dxa"/>
-              <w:right w:w="100.0" w:type="dxa"/>
-            </w:tcMar>
-            <w:vAlign w:val="top"/>
-          </w:tcPr>
-          <w:p>
-            <w:pPr>
-              <w:widowControl w:val="0"/>
-              <w:spacing w:before="0" w:line="240" w:lineRule="auto"/>
-              <w:rPr/>
-            </w:pPr>
-            <w:r>
-              <w:rPr>
-                <w:rtl w:val="0"/>
-              </w:rPr>
-              <w:t xml:space="preserve">El sistema debe permitir editar evaluaciones dentro de un plazo máximo de 24 horas desde que fue creado.</w:t>
-            </w:r>
-          </w:p>
-        </w:tc>
-        <w:tc>
-          <w:tcPr>
-            <w:shd w:fill="auto" w:val="clear"/>
-            <w:tcMar>
-              <w:top w:w="100.0" w:type="dxa"/>
-              <w:left w:w="100.0" w:type="dxa"/>
-              <w:bottom w:w="100.0" w:type="dxa"/>
-              <w:right w:w="100.0" w:type="dxa"/>
-            </w:tcMar>
-            <w:vAlign w:val="top"/>
-          </w:tcPr>
-          <w:p>
-            <w:pPr>
-              <w:widowControl w:val="0"/>
-              <w:spacing w:before="0" w:line="240" w:lineRule="auto"/>
-              <w:rPr/>
-            </w:pPr>
-            <w:r>
-              <w:rPr>
-                <w:rtl w:val="0"/>
-              </w:rPr>
-              <w:t xml:space="preserve">RF-08</w:t>
-            </w:r>
-          </w:p>
-        </w:tc>
-        <w:tc>
-          <w:tcPr>
-            <w:shd w:fill="auto" w:val="clear"/>
-            <w:tcMar>
-              <w:top w:w="100.0" w:type="dxa"/>
-              <w:left w:w="100.0" w:type="dxa"/>
-              <w:bottom w:w="100.0" w:type="dxa"/>
-              <w:right w:w="100.0" w:type="dxa"/>
-            </w:tcMar>
-            <w:vAlign w:val="top"/>
-          </w:tcPr>
-          <w:p>
-            <w:pPr>
-              <w:widowControl w:val="0"/>
-              <w:spacing w:before="0" w:line="240" w:lineRule="auto"/>
-              <w:rPr/>
-            </w:pPr>
-            <w:r>
-              <w:rPr>
-                <w:rtl w:val="0"/>
-              </w:rPr>
-              <w:t xml:space="preserve">Si el usuario modifica la evaluación dentro de las 24 horas, el sistema guarda los cambios. Si el plazo ha expirado o los datos son inválidos, el sistema no permite la edición y lo informa.</w:t>
-            </w:r>
-          </w:p>
-        </w:tc>
-      </w:tr>
-      <w:tr>
-        <w:trPr>
-          <w:cantSplit w:val="0"/>
-          <w:tblHeader w:val="0"/>
-        </w:trPr>
-        <w:tc>
-          <w:tcPr>
-            <w:shd w:fill="auto" w:val="clear"/>
-            <w:tcMar>
-              <w:top w:w="100.0" w:type="dxa"/>
-              <w:left w:w="100.0" w:type="dxa"/>
-              <w:bottom w:w="100.0" w:type="dxa"/>
-              <w:right w:w="100.0" w:type="dxa"/>
-            </w:tcMar>
-            <w:vAlign w:val="top"/>
-          </w:tcPr>
-          <w:p>
-            <w:pPr>
-              <w:widowControl w:val="0"/>
-              <w:spacing w:before="0" w:line="240" w:lineRule="auto"/>
-              <w:rPr/>
-            </w:pPr>
-            <w:r>
-              <w:rPr>
-                <w:rtl w:val="0"/>
-              </w:rPr>
-              <w:t xml:space="preserve">RF-12</w:t>
             </w:r>
           </w:p>
         </w:tc>
@@ -5850,7 +5586,7 @@
               <w:rPr>
                 <w:rtl w:val="0"/>
               </w:rPr>
-              <w:t xml:space="preserve">RF-13</w:t>
+              <w:t xml:space="preserve">RF-11</w:t>
             </w:r>
           </w:p>
         </w:tc>
@@ -5981,7 +5717,7 @@
               <w:rPr>
                 <w:rtl w:val="0"/>
               </w:rPr>
-              <w:t xml:space="preserve">RF-14</w:t>
+              <w:t xml:space="preserve">RF-12</w:t>
             </w:r>
           </w:p>
         </w:tc>
@@ -6087,23 +5823,6 @@
         </w:tc>
       </w:tr>
     </w:tbl>
-    <w:p>
-      <w:pPr>
-        <w:pStyle w:val="Heading3"/>
-        <w:spacing w:after="200" w:lineRule="auto"/>
-        <w:rPr>
-          <w:sz w:val="10"/>
-          <w:szCs w:val="10"/>
-        </w:rPr>
-      </w:pPr>
-      <w:bookmarkStart w:colFirst="0" w:colLast="0" w:name="_k9h1vgr0ntig" w:id="21"/>
-      <w:bookmarkEnd w:id="21"/>
-      <w:r>
-        <w:rPr>
-          <w:rtl w:val="0"/>
-        </w:rPr>
-      </w:r>
-    </w:p>
     <w:p>
       <w:pPr>
         <w:pStyle w:val="Heading2"/>
@@ -6114,8 +5833,8 @@
           <w:rFonts w:ascii="Roboto" w:cs="Roboto" w:eastAsia="Roboto" w:hAnsi="Roboto"/>
         </w:rPr>
       </w:pPr>
-      <w:bookmarkStart w:colFirst="0" w:colLast="0" w:name="_rivglugxsgng" w:id="22"/>
-      <w:bookmarkEnd w:id="22"/>
+      <w:bookmarkStart w:colFirst="0" w:colLast="0" w:name="_rivglugxsgng" w:id="21"/>
+      <w:bookmarkEnd w:id="21"/>
       <w:r>
         <w:rPr>
           <w:rtl w:val="0"/>
@@ -6134,8 +5853,8 @@
         <w:spacing w:after="200" w:lineRule="auto"/>
         <w:rPr/>
       </w:pPr>
-      <w:bookmarkStart w:colFirst="0" w:colLast="0" w:name="_52bvcrf75ys" w:id="23"/>
-      <w:bookmarkEnd w:id="23"/>
+      <w:bookmarkStart w:colFirst="0" w:colLast="0" w:name="_52bvcrf75ys" w:id="22"/>
+      <w:bookmarkEnd w:id="22"/>
       <w:r>
         <w:rPr>
           <w:rtl w:val="0"/>
@@ -6581,13 +6300,13 @@
         <w:spacing w:after="200" w:lineRule="auto"/>
         <w:rPr/>
       </w:pPr>
-      <w:bookmarkStart w:colFirst="0" w:colLast="0" w:name="_y5wa53a97p9" w:id="24"/>
-      <w:bookmarkEnd w:id="24"/>
+      <w:bookmarkStart w:colFirst="0" w:colLast="0" w:name="_y5wa53a97p9" w:id="23"/>
+      <w:bookmarkEnd w:id="23"/>
       <w:r>
         <w:rPr>
           <w:rtl w:val="0"/>
         </w:rPr>
-        <w:t xml:space="preserve">3.2.2 Rendimiento</w:t>
+        <w:t xml:space="preserve">3.2.2 Eficiencia</w:t>
       </w:r>
     </w:p>
     <w:tbl>
@@ -7023,8 +6742,8 @@
         <w:spacing w:after="200" w:lineRule="auto"/>
         <w:rPr/>
       </w:pPr>
-      <w:bookmarkStart w:colFirst="0" w:colLast="0" w:name="_3bxter7eaqoo" w:id="25"/>
-      <w:bookmarkEnd w:id="25"/>
+      <w:bookmarkStart w:colFirst="0" w:colLast="0" w:name="_3bxter7eaqoo" w:id="24"/>
+      <w:bookmarkEnd w:id="24"/>
       <w:r>
         <w:rPr>
           <w:rtl w:val="0"/>
@@ -7727,8 +7446,8 @@
         <w:spacing w:after="200" w:lineRule="auto"/>
         <w:rPr/>
       </w:pPr>
-      <w:bookmarkStart w:colFirst="0" w:colLast="0" w:name="_r1vllwspzlwi" w:id="26"/>
-      <w:bookmarkEnd w:id="26"/>
+      <w:bookmarkStart w:colFirst="0" w:colLast="0" w:name="_r1vllwspzlwi" w:id="25"/>
+      <w:bookmarkEnd w:id="25"/>
       <w:r>
         <w:rPr>
           <w:rtl w:val="0"/>
@@ -8169,8 +7888,8 @@
         <w:spacing w:after="200" w:lineRule="auto"/>
         <w:rPr/>
       </w:pPr>
-      <w:bookmarkStart w:colFirst="0" w:colLast="0" w:name="_ex1r749s0xi" w:id="27"/>
-      <w:bookmarkEnd w:id="27"/>
+      <w:bookmarkStart w:colFirst="0" w:colLast="0" w:name="_ex1r749s0xi" w:id="26"/>
+      <w:bookmarkEnd w:id="26"/>
       <w:r>
         <w:rPr>
           <w:rtl w:val="0"/>
@@ -8196,8 +7915,8 @@
         <w:spacing w:after="80" w:before="280" w:lineRule="auto"/>
         <w:rPr/>
       </w:pPr>
-      <w:bookmarkStart w:colFirst="0" w:colLast="0" w:name="_swes124pyt79" w:id="28"/>
-      <w:bookmarkEnd w:id="28"/>
+      <w:bookmarkStart w:colFirst="0" w:colLast="0" w:name="_swes124pyt79" w:id="27"/>
+      <w:bookmarkEnd w:id="27"/>
       <w:r>
         <w:rPr>
           <w:rtl w:val="0"/>
@@ -8252,12 +7971,12 @@
           <wp:extent cx="7781925" cy="409575"/>
           <wp:effectExtent b="0" l="0" r="0" t="0"/>
           <wp:wrapNone/>
-          <wp:docPr descr="pie de página" id="3" name="image2.png"/>
+          <wp:docPr descr="pie de página" id="3" name="image1.png"/>
           <a:graphic>
             <a:graphicData uri="http://schemas.openxmlformats.org/drawingml/2006/picture">
               <pic:pic>
                 <pic:nvPicPr>
-                  <pic:cNvPr descr="pie de página" id="0" name="image2.png"/>
+                  <pic:cNvPr descr="pie de página" id="0" name="image1.png"/>
                   <pic:cNvPicPr preferRelativeResize="0"/>
                 </pic:nvPicPr>
                 <pic:blipFill>
@@ -8301,20 +8020,20 @@
         <wp:anchor allowOverlap="1" behindDoc="1" distB="0" distT="0" distL="0" distR="0" hidden="0" layoutInCell="1" locked="0" relativeHeight="0" simplePos="0">
           <wp:simplePos x="0" y="0"/>
           <wp:positionH relativeFrom="column">
-            <wp:posOffset>-2050724</wp:posOffset>
+            <wp:posOffset>-2047874</wp:posOffset>
           </wp:positionH>
           <wp:positionV relativeFrom="paragraph">
             <wp:posOffset>-457199</wp:posOffset>
           </wp:positionV>
-          <wp:extent cx="7781925" cy="95250"/>
+          <wp:extent cx="8801100" cy="190500"/>
           <wp:effectExtent b="0" l="0" r="0" t="0"/>
           <wp:wrapNone/>
-          <wp:docPr descr="línea horizontal" id="1" name="image2.png"/>
+          <wp:docPr descr="línea horizontal" id="1" name="image1.png"/>
           <a:graphic>
             <a:graphicData uri="http://schemas.openxmlformats.org/drawingml/2006/picture">
               <pic:pic>
                 <pic:nvPicPr>
-                  <pic:cNvPr descr="línea horizontal" id="0" name="image2.png"/>
+                  <pic:cNvPr descr="línea horizontal" id="0" name="image1.png"/>
                   <pic:cNvPicPr preferRelativeResize="0"/>
                 </pic:nvPicPr>
                 <pic:blipFill>
@@ -8327,7 +8046,7 @@
                 <pic:spPr>
                   <a:xfrm>
                     <a:off x="0" y="0"/>
-                    <a:ext cx="7781925" cy="95250"/>
+                    <a:ext cx="8801100" cy="190500"/>
                   </a:xfrm>
                   <a:prstGeom prst="rect"/>
                   <a:ln/>
